--- a/plugins/apodictic/skills/core-editor/references/example-annotated-manuscript/docx/Example_Annotated_Manuscript_2026-01-01.docx
+++ b/plugins/apodictic/skills/core-editor/references/example-annotated-manuscript/docx/Example_Annotated_Manuscript_2026-01-01.docx
@@ -8,13 +8,13 @@
       <w:r>
         <w:t xml:space="preserve"># Chapter 1</w:t>
       </w:r>
+      <w:commentRangeEnd w:id="2"/>
+      <w:r>
+        <w:commentReference w:id="2"/>
+      </w:r>
       <w:commentRangeEnd w:id="0"/>
       <w:r>
         <w:commentReference w:id="0"/>
-      </w:r>
-      <w:commentRangeEnd w:id="2"/>
-      <w:r>
-        <w:commentReference w:id="2"/>
       </w:r>
     </w:p>
     <w:p/>

--- a/plugins/apodictic/skills/core-editor/references/example-annotated-manuscript/docx/Example_Annotated_Manuscript_2026-01-01.docx
+++ b/plugins/apodictic/skills/core-editor/references/example-annotated-manuscript/docx/Example_Annotated_Manuscript_2026-01-01.docx
@@ -88,42 +88,42 @@
 
 <file path=word/comments.xml><?xml version="1.0" encoding="utf-8"?>
 <w:comments xmlns:w="http://schemas.openxmlformats.org/wordprocessingml/2006/main">
-  <w:comment w:id="0" w:author="APODICTIC" w:date="2026-01-01T00:00:00Z" w:initials="AP">
+  <w:comment w:id="0" w:author="APODICTIC" w:date="2026-01-01T12:00:00Z" w:initials="AP">
     <w:p>
       <w:r>
         <w:t xml:space="preserve">[Could-Fix · F-DOC-01] the orientation pass flags a soft genre signal with no single manuscript locus — fix class: sharpen the opening promise. (See letter §F-DOC-01.)</w:t>
       </w:r>
     </w:p>
   </w:comment>
-  <w:comment w:id="1" w:author="APODICTIC" w:date="2026-01-01T00:00:00Z" w:initials="AP">
+  <w:comment w:id="1" w:author="APODICTIC" w:date="2026-01-01T12:00:00Z" w:initials="AP">
     <w:p>
       <w:r>
         <w:t xml:space="preserve">[Must-Fix · F-LR-01] the opening scene states the want but never shows a cost, so the stakes stay abstract — fix class: give the want a price the reader can see. (See letter §F-LR-01.)</w:t>
       </w:r>
     </w:p>
   </w:comment>
-  <w:comment w:id="2" w:author="APODICTIC" w:date="2026-01-01T00:00:00Z" w:initials="AP">
+  <w:comment w:id="2" w:author="APODICTIC" w:date="2026-01-01T12:00:00Z" w:initials="AP">
     <w:p>
       <w:r>
         <w:t xml:space="preserve">[Should-Fix · F-NEG-01] the chapter's POV discipline wavers in one paragraph — fix class: hold the POV or mark the break. (See letter §F-NEG-01.)</w:t>
       </w:r>
     </w:p>
   </w:comment>
-  <w:comment w:id="3" w:author="APODICTIC" w:date="2026-01-01T00:00:00Z" w:initials="AP">
+  <w:comment w:id="3" w:author="APODICTIC" w:date="2026-01-01T12:00:00Z" w:initials="AP">
     <w:p>
       <w:r>
         <w:t xml:space="preserve">[Should-Fix · F-QAMB-01] the repeated phrase reads as an unearned refrain — fix class: vary or cut the echo. (See letter §F-QAMB-01.)</w:t>
       </w:r>
     </w:p>
   </w:comment>
-  <w:comment w:id="4" w:author="APODICTIC" w:date="2026-01-01T00:00:00Z" w:initials="AP">
+  <w:comment w:id="4" w:author="APODICTIC" w:date="2026-01-01T12:00:00Z" w:initials="AP">
     <w:p>
       <w:r>
         <w:t xml:space="preserve">[Must-Fix · F-QT-01] the reveal of the unlit lighthouse lands as a stated fact rather than a felt beat — fix class: stage the reveal through a character's noticing. (See letter §F-QT-01.)</w:t>
       </w:r>
     </w:p>
   </w:comment>
-  <w:comment w:id="5" w:author="APODICTIC" w:date="2026-01-01T00:00:00Z" w:initials="AP">
+  <w:comment w:id="5" w:author="APODICTIC" w:date="2026-01-01T12:00:00Z" w:initials="AP">
     <w:p>
       <w:r>
         <w:t xml:space="preserve">[Must-Fix · F-RR-01] the middle third's pacing collapses — three days pass in two sentences at Chapter 9, reading as a continuity break — fix class: restore a transit beat or an explicit time marker. (See letter §F-RR-01.)</w:t>
